--- a/4/ИМ/ИМ_Практическая_3_АлбахтинИВ.docx
+++ b/4/ИМ/ИМ_Практическая_3_АлбахтинИВ.docx
@@ -1885,7 +1885,7 @@
                 <w:color w:val="000000"/>
                 <w:sz w:val="24"/>
               </w:rPr>
-              <w:t>Нет полного списка зависимых BOM и карточек</w:t>
+              <w:t>Нет полного списка зависимых модельных рядов и карточек</w:t>
             </w:r>
           </w:p>
         </w:tc>
@@ -2488,7 +2488,7 @@
         <w:pStyle w:val="Основнойтекстотчёта"/>
       </w:pPr>
       <w:r>
-        <w:t>Цель проекта — за 12 недель подготовить и внедрить пилот ИС, которая объединяет данные компонент–BOM–карточка, проверяет конфигурации и обязательные поля, рассчитывает параметры и сохраняет результаты публикаций. Пилот охватывает 100 операций подготовки или обновления карточек в течение 10 рабочих дней; набор операций резервируется заранее.</w:t>
+        <w:t>Цель проекта — за 12 недель подготовить и внедрить пилот ИС, которая объединяет данные компонент–модельный ряд–карточка, проверяет конфигурации и обязательные поля, рассчитывает параметры и сохраняет результаты публикаций. Пилот охватывает 100 операций подготовки или обновления карточек в течение 10 рабочих дней; набор операций резервируется заранее.</w:t>
       </w:r>
     </w:p>
     <w:p>
@@ -2496,7 +2496,7 @@
         <w:pStyle w:val="Основнойтекстотчёта"/>
       </w:pPr>
       <w:r>
-        <w:t>Задачи проекта: формализовать справочники и версии; настроить загрузку цен и остатков; реализовать проверку совместимости и расчёт; связать изображения с BOM; организовать публикацию и повторную обработку; ввести историю действий, отчёты, обучение и контрольные испытания.</w:t>
+        <w:t>Задачи проекта: формализовать справочники и версии; настроить загрузку цен и остатков; реализовать проверку совместимости и расчёт; связать изображения с модельный ряд; организовать публикацию и повторную обработку; ввести историю действий, отчёты, обучение и контрольные испытания.</w:t>
       </w:r>
     </w:p>
     <w:p>
@@ -2958,7 +2958,7 @@
                 <w:color w:val="000000"/>
                 <w:sz w:val="24"/>
               </w:rPr>
-              <w:t>Контрольный набор корректных и заведомо ошибочных BOM</w:t>
+              <w:t>Контрольный набор корректных и заведомо ошибочных модельный ряд</w:t>
             </w:r>
           </w:p>
         </w:tc>
@@ -3173,7 +3173,7 @@
                 <w:color w:val="000000"/>
                 <w:sz w:val="24"/>
               </w:rPr>
-              <w:t>Каждая отправка связана с карточкой, версией BOM и ответом</w:t>
+              <w:t>Каждая отправка связана с карточкой, версией модельный ряд и ответом</w:t>
             </w:r>
           </w:p>
         </w:tc>
@@ -3981,7 +3981,7 @@
         <w:pStyle w:val="Основнойтекстотчёта"/>
       </w:pPr>
       <w:r>
-        <w:t>В проект входят карточки, BOM, расчёты, изображения, публикации и отчётность. Вне проекта — замена складской системы, бухгалтерия, доставка, реклама и управление заказами. Новые требования принимаются только после оценки изменения трудоёмкости, срока и критериев приёмки.</w:t>
+        <w:t>В проект входят карточки, модельный ряд, расчёты, изображения, публикации и отчётность. Вне проекта — замена складской системы, бухгалтерия, доставка, реклама и управление заказами. Новые требования принимаются только после оценки изменения трудоёмкости, срока и критериев приёмки.</w:t>
       </w:r>
     </w:p>
     <w:p>
@@ -4391,7 +4391,7 @@
                 <w:color w:val="000000"/>
                 <w:sz w:val="24"/>
               </w:rPr>
-              <w:t>Обследование и модель «как есть»</w:t>
+              <w:t>Обследование и модель AS-IS</w:t>
             </w:r>
           </w:p>
         </w:tc>
@@ -4953,7 +4953,7 @@
                 <w:color w:val="000000"/>
                 <w:sz w:val="24"/>
               </w:rPr>
-              <w:t>Связи компонент–BOM–карточка и правила версий</w:t>
+              <w:t>Связи компонент–модельный ряд–карточка и правила версий</w:t>
             </w:r>
           </w:p>
         </w:tc>
@@ -5239,7 +5239,7 @@
                 <w:color w:val="000000"/>
                 <w:sz w:val="24"/>
               </w:rPr>
-              <w:t>Справочники и BOM</w:t>
+              <w:t>Справочники и модельный ряд</w:t>
             </w:r>
           </w:p>
         </w:tc>
